--- a/assign/project2.docx
+++ b/assign/project2.docx
@@ -1,6 +1,6 @@
 
 <file path=word/document.xml><?xml version="1.0" encoding="utf-8"?>
-<w:document xmlns:wpc="http://schemas.microsoft.com/office/word/2010/wordprocessingCanvas" xmlns:cx="http://schemas.microsoft.com/office/drawing/2014/chartex" xmlns:cx1="http://schemas.microsoft.com/office/drawing/2015/9/8/chartex" xmlns:cx2="http://schemas.microsoft.com/office/drawing/2015/10/21/chartex" xmlns:cx3="http://schemas.microsoft.com/office/drawing/2016/5/9/chartex" xmlns:cx4="http://schemas.microsoft.com/office/drawing/2016/5/10/chartex" xmlns:cx5="http://schemas.microsoft.com/office/drawing/2016/5/11/chartex" xmlns:cx6="http://schemas.microsoft.com/office/drawing/2016/5/12/chartex" xmlns:cx7="http://schemas.microsoft.com/office/drawing/2016/5/13/chartex" xmlns:cx8="http://schemas.microsoft.com/office/drawing/2016/5/14/chartex" xmlns:mc="http://schemas.openxmlformats.org/markup-compatibility/2006" xmlns:aink="http://schemas.microsoft.com/office/drawing/2016/ink" xmlns:am3d="http://schemas.microsoft.com/office/drawing/2017/model3d" xmlns:o="urn:schemas-microsoft-com:office:office" xmlns:oel="http://schemas.microsoft.com/office/2019/extlst" xmlns:r="http://schemas.openxmlformats.org/officeDocument/2006/relationships" xmlns:m="http://schemas.openxmlformats.org/officeDocument/2006/math" xmlns:v="urn:schemas-microsoft-com:vml" xmlns:wp14="http://schemas.microsoft.com/office/word/2010/wordprocessingDrawing" xmlns:wp="http://schemas.openxmlformats.org/drawingml/2006/wordprocessingDrawing" xmlns:w10="urn:schemas-microsoft-com:office:word" xmlns:w="http://schemas.openxmlformats.org/wordprocessingml/2006/main" xmlns:w14="http://schemas.microsoft.com/office/word/2010/wordml" xmlns:w15="http://schemas.microsoft.com/office/word/2012/wordml" xmlns:w16cex="http://schemas.microsoft.com/office/word/2018/wordml/cex" xmlns:w16cid="http://schemas.microsoft.com/office/word/2016/wordml/cid" xmlns:w16="http://schemas.microsoft.com/office/word/2018/wordml" xmlns:w16sdtdh="http://schemas.microsoft.com/office/word/2020/wordml/sdtdatahash" xmlns:w16se="http://schemas.microsoft.com/office/word/2015/wordml/symex" xmlns:wpg="http://schemas.microsoft.com/office/word/2010/wordprocessingGroup" xmlns:wpi="http://schemas.microsoft.com/office/word/2010/wordprocessingInk" xmlns:wne="http://schemas.microsoft.com/office/word/2006/wordml" xmlns:wps="http://schemas.microsoft.com/office/word/2010/wordprocessingShape" mc:Ignorable="w14 w15 w16se w16cid w16 w16cex w16sdtdh wp14">
+<w:document xmlns:wpc="http://schemas.microsoft.com/office/word/2010/wordprocessingCanvas" xmlns:cx="http://schemas.microsoft.com/office/drawing/2014/chartex" xmlns:cx1="http://schemas.microsoft.com/office/drawing/2015/9/8/chartex" xmlns:cx2="http://schemas.microsoft.com/office/drawing/2015/10/21/chartex" xmlns:cx3="http://schemas.microsoft.com/office/drawing/2016/5/9/chartex" xmlns:cx4="http://schemas.microsoft.com/office/drawing/2016/5/10/chartex" xmlns:cx5="http://schemas.microsoft.com/office/drawing/2016/5/11/chartex" xmlns:cx6="http://schemas.microsoft.com/office/drawing/2016/5/12/chartex" xmlns:cx7="http://schemas.microsoft.com/office/drawing/2016/5/13/chartex" xmlns:cx8="http://schemas.microsoft.com/office/drawing/2016/5/14/chartex" xmlns:mc="http://schemas.openxmlformats.org/markup-compatibility/2006" xmlns:aink="http://schemas.microsoft.com/office/drawing/2016/ink" xmlns:am3d="http://schemas.microsoft.com/office/drawing/2017/model3d" xmlns:o="urn:schemas-microsoft-com:office:office" xmlns:oel="http://schemas.microsoft.com/office/2019/extlst" xmlns:r="http://schemas.openxmlformats.org/officeDocument/2006/relationships" xmlns:m="http://schemas.openxmlformats.org/officeDocument/2006/math" xmlns:v="urn:schemas-microsoft-com:vml" xmlns:wp14="http://schemas.microsoft.com/office/word/2010/wordprocessingDrawing" xmlns:wp="http://schemas.openxmlformats.org/drawingml/2006/wordprocessingDrawing" xmlns:w10="urn:schemas-microsoft-com:office:word" xmlns:w="http://schemas.openxmlformats.org/wordprocessingml/2006/main" xmlns:w14="http://schemas.microsoft.com/office/word/2010/wordml" xmlns:w15="http://schemas.microsoft.com/office/word/2012/wordml" xmlns:w16cex="http://schemas.microsoft.com/office/word/2018/wordml/cex" xmlns:w16cid="http://schemas.microsoft.com/office/word/2016/wordml/cid" xmlns:w16="http://schemas.microsoft.com/office/word/2018/wordml" xmlns:w16du="http://schemas.microsoft.com/office/word/2023/wordml/word16du" xmlns:w16sdtdh="http://schemas.microsoft.com/office/word/2020/wordml/sdtdatahash" xmlns:w16sdtfl="http://schemas.microsoft.com/office/word/2024/wordml/sdtformatlock" xmlns:w16se="http://schemas.microsoft.com/office/word/2015/wordml/symex" xmlns:wpg="http://schemas.microsoft.com/office/word/2010/wordprocessingGroup" xmlns:wpi="http://schemas.microsoft.com/office/word/2010/wordprocessingInk" xmlns:wne="http://schemas.microsoft.com/office/word/2006/wordml" xmlns:wps="http://schemas.microsoft.com/office/word/2010/wordprocessingShape" mc:Ignorable="w14 w15 w16se w16cid w16 w16cex w16sdtdh w16sdtfl w16du wp14">
   <w:body>
     <w:p>
       <w:pPr>
@@ -77,6 +77,9 @@
       <w:r>
         <w:t xml:space="preserve"> questions or suggestions posed.  Feel free to make up your own questions.  </w:t>
       </w:r>
+      <w:r>
+        <w:t>The questions are designed to help you frame a story to tell about the dataset.</w:t>
+      </w:r>
     </w:p>
     <w:p>
       <w:pPr>
@@ -143,6 +146,9 @@
       <w:r>
         <w:t xml:space="preserve">  If you wish, you can include some of the details from your analyses in the previous steps as an appendix, “Supplementary materials”.</w:t>
       </w:r>
+      <w:r>
+        <w:t xml:space="preserve"> It would greatly help if you somehow keyed or related your main report with reference to the supplementary materials.</w:t>
+      </w:r>
     </w:p>
     <w:p>
       <w:r>
@@ -181,17 +187,44 @@
         <w:t xml:space="preserve">report </w:t>
       </w:r>
       <w:r>
-        <w:t xml:space="preserve"> both</w:t>
+        <w:t xml:space="preserve"> by</w:t>
       </w:r>
       <w:proofErr w:type="gramEnd"/>
       <w:r>
-        <w:t xml:space="preserve"> by email (PDF or MS Word) and in hardcopy.  If you used R, please also submit the .R or .</w:t>
+        <w:t xml:space="preserve"> email (PDF or MS Word)</w:t>
+      </w:r>
+      <w:r>
+        <w:t xml:space="preserve">; hardcopy submitted to my BSB mailbox would be </w:t>
+      </w:r>
+      <w:proofErr w:type="gramStart"/>
+      <w:r>
+        <w:t>helpful, but</w:t>
+      </w:r>
+      <w:proofErr w:type="gramEnd"/>
+      <w:r>
+        <w:t xml:space="preserve"> is not required</w:t>
+      </w:r>
+      <w:r>
+        <w:t xml:space="preserve">.  If you used R, please also submit </w:t>
+      </w:r>
+      <w:proofErr w:type="gramStart"/>
+      <w:r>
+        <w:t>the .R</w:t>
+      </w:r>
+      <w:proofErr w:type="gramEnd"/>
+      <w:r>
+        <w:t xml:space="preserve"> </w:t>
+      </w:r>
+      <w:proofErr w:type="gramStart"/>
+      <w:r>
+        <w:t>or .</w:t>
       </w:r>
       <w:proofErr w:type="spellStart"/>
       <w:r>
         <w:t>Rmd</w:t>
       </w:r>
       <w:proofErr w:type="spellEnd"/>
+      <w:proofErr w:type="gramEnd"/>
       <w:r>
         <w:t xml:space="preserve"> scrip</w:t>
       </w:r>
@@ -206,6 +239,9 @@
       </w:r>
       <w:r>
         <w:t>.</w:t>
+      </w:r>
+      <w:r>
+        <w:t xml:space="preserve"> Please practice file name hygiene!</w:t>
       </w:r>
     </w:p>
     <w:p>
@@ -253,7 +289,15 @@
         <w:t>single spacing is OK</w:t>
       </w:r>
       <w:r>
-        <w:t xml:space="preserve"> (actually preferred)</w:t>
+        <w:t xml:space="preserve"> (</w:t>
+      </w:r>
+      <w:proofErr w:type="gramStart"/>
+      <w:r>
+        <w:t>actually preferred</w:t>
+      </w:r>
+      <w:proofErr w:type="gramEnd"/>
+      <w:r>
+        <w:t>)</w:t>
       </w:r>
       <w:r>
         <w:t>, with figures and tables presented inline, rather than all at the end. Just leave some marginal space for comments.</w:t>
@@ -379,7 +423,14 @@
         <w:rPr>
           <w:rFonts w:ascii="Courier New" w:hAnsi="Courier New" w:cs="Courier New"/>
         </w:rPr>
-        <w:t>opts_chunk$set</w:t>
+        <w:t>opts_chunk$</w:t>
+      </w:r>
+      <w:proofErr w:type="gramStart"/>
+      <w:r>
+        <w:rPr>
+          <w:rFonts w:ascii="Courier New" w:hAnsi="Courier New" w:cs="Courier New"/>
+        </w:rPr>
+        <w:t>set</w:t>
       </w:r>
       <w:proofErr w:type="spellEnd"/>
       <w:r>
@@ -388,6 +439,7 @@
         </w:rPr>
         <w:t>(</w:t>
       </w:r>
+      <w:proofErr w:type="gramEnd"/>
     </w:p>
     <w:p>
       <w:pPr>
@@ -428,6 +480,7 @@
         <w:rPr>
           <w:rFonts w:ascii="Courier New" w:hAnsi="Courier New" w:cs="Courier New"/>
         </w:rPr>
+        <w:lastRenderedPageBreak/>
         <w:t xml:space="preserve">  message = FALSE,</w:t>
       </w:r>
     </w:p>
@@ -467,6 +520,7 @@
         <w:t xml:space="preserve"> = 5, </w:t>
       </w:r>
       <w:proofErr w:type="spellStart"/>
+      <w:proofErr w:type="gramStart"/>
       <w:r>
         <w:rPr>
           <w:rFonts w:ascii="Courier New" w:hAnsi="Courier New" w:cs="Courier New"/>
@@ -474,6 +528,7 @@
         <w:t>fig.width</w:t>
       </w:r>
       <w:proofErr w:type="spellEnd"/>
+      <w:proofErr w:type="gramEnd"/>
       <w:r>
         <w:rPr>
           <w:rFonts w:ascii="Courier New" w:hAnsi="Courier New" w:cs="Courier New"/>
@@ -497,7 +552,6 @@
         <w:pStyle w:val="Heading2"/>
       </w:pPr>
       <w:r>
-        <w:lastRenderedPageBreak/>
         <w:t>Problems</w:t>
       </w:r>
     </w:p>
@@ -566,7 +620,15 @@
         <w:t>.</w:t>
       </w:r>
       <w:r>
-        <w:t xml:space="preserve">  These ignore (collapse over) race and sex, and ask you to fit and plot various loglinear models.</w:t>
+        <w:t xml:space="preserve">  These ignore (collapse over) race and </w:t>
+      </w:r>
+      <w:proofErr w:type="gramStart"/>
+      <w:r>
+        <w:t>sex, and</w:t>
+      </w:r>
+      <w:proofErr w:type="gramEnd"/>
+      <w:r>
+        <w:t xml:space="preserve"> ask you to fit and plot various loglinear models.</w:t>
       </w:r>
     </w:p>
     <w:p>
@@ -619,8 +681,13 @@
         </w:rPr>
         <w:t>Housing data</w:t>
       </w:r>
-      <w:r>
-        <w:t xml:space="preserve">:  The data set </w:t>
+      <w:proofErr w:type="gramStart"/>
+      <w:r>
+        <w:t>:  The</w:t>
+      </w:r>
+      <w:proofErr w:type="gramEnd"/>
+      <w:r>
+        <w:t xml:space="preserve"> data set </w:t>
       </w:r>
       <w:r>
         <w:rPr>
@@ -731,7 +798,15 @@
         <w:t>-</w:t>
       </w:r>
       <w:r>
-        <w:t xml:space="preserve">nesting colony for an entire breeding season. The number of advertising birds was counted and these observations were classified by characteristics of the trees and nests. The goal was to determine how this behavior varies temporally over the season and spatially over observation stations, as well as with characteristics of nesting sites. The response variable is count and other predictors are shown below. See </w:t>
+        <w:t xml:space="preserve">nesting colony for an entire breeding season. The number of advertising birds was </w:t>
+      </w:r>
+      <w:proofErr w:type="gramStart"/>
+      <w:r>
+        <w:t>counted</w:t>
+      </w:r>
+      <w:proofErr w:type="gramEnd"/>
+      <w:r>
+        <w:t xml:space="preserve"> and these observations were classified by characteristics of the trees and nests. The goal was to determine how this behavior varies temporally over the season and spatially over observation stations, as well as with characteristics of nesting sites. The response variable is count and other predictors are shown below. See </w:t>
       </w:r>
       <w:proofErr w:type="gramStart"/>
       <w:r>
@@ -784,16 +859,27 @@
         <w:t>::</w:t>
       </w:r>
       <w:proofErr w:type="spellStart"/>
+      <w:r>
+        <w:rPr>
+          <w:rFonts w:ascii="Courier New" w:hAnsi="Courier New" w:cs="Courier New"/>
+        </w:rPr>
+        <w:t>Titanicp</w:t>
+      </w:r>
+      <w:proofErr w:type="spellEnd"/>
+      <w:r>
+        <w:t xml:space="preserve">  gives</w:t>
+      </w:r>
       <w:proofErr w:type="gramEnd"/>
       <w:r>
-        <w:rPr>
-          <w:rFonts w:ascii="Courier New" w:hAnsi="Courier New" w:cs="Courier New"/>
-        </w:rPr>
-        <w:t>Titanicp</w:t>
-      </w:r>
-      <w:proofErr w:type="spellEnd"/>
-      <w:r>
-        <w:t xml:space="preserve">  gives individual case data for 1309 passengers on the RMS Titanic. Members of the crew are not included. The goal is to use the methods of the course to understand the binary response </w:t>
+        <w:t xml:space="preserve"> individual case data for 1309 passengers on the RMS Titanic. Members of the crew are not included. The goal is to use the methods of the course to understand the binary </w:t>
+      </w:r>
+      <w:proofErr w:type="gramStart"/>
+      <w:r>
+        <w:t>response</w:t>
+      </w:r>
+      <w:proofErr w:type="gramEnd"/>
+      <w:r>
+        <w:t xml:space="preserve"> </w:t>
       </w:r>
       <w:r>
         <w:rPr>
@@ -893,6 +979,7 @@
         <w:spacing w:after="160" w:line="259" w:lineRule="auto"/>
       </w:pPr>
       <w:r>
+        <w:lastRenderedPageBreak/>
         <w:t xml:space="preserve">Ignoring the cases with missing age, fit a main effects model predicting survival from </w:t>
       </w:r>
       <w:proofErr w:type="spellStart"/>
@@ -909,11 +996,7 @@
       </w:r>
       <w:proofErr w:type="spellEnd"/>
       <w:r>
-        <w:t xml:space="preserve"> and parch, all with linear effects. Evaluate the model fit and model terms statistically </w:t>
-      </w:r>
-      <w:r>
-        <w:lastRenderedPageBreak/>
-        <w:t>and with plots of either predicted probabilities or log odds.  What do you conclude about this model?</w:t>
+        <w:t xml:space="preserve"> and parch, all with linear effects. Evaluate the model fit and model terms statistically and with plots of either predicted probabilities or log odds.  What do you conclude about this model?</w:t>
       </w:r>
     </w:p>
     <w:p>
@@ -942,13 +1025,23 @@
       </w:r>
       <w:proofErr w:type="spellEnd"/>
       <w:r>
-        <w:t>) or splines::ns(</w:t>
-      </w:r>
-      <w:proofErr w:type="spellStart"/>
+        <w:t xml:space="preserve">) or </w:t>
+      </w:r>
+      <w:proofErr w:type="gramStart"/>
+      <w:r>
+        <w:t>splines::</w:t>
+      </w:r>
+      <w:proofErr w:type="gramEnd"/>
+      <w:r>
+        <w:t>ns(</w:t>
+      </w:r>
+      <w:proofErr w:type="spellStart"/>
+      <w:proofErr w:type="gramStart"/>
       <w:r>
         <w:t>age,df</w:t>
       </w:r>
       <w:proofErr w:type="spellEnd"/>
+      <w:proofErr w:type="gramEnd"/>
       <w:r>
         <w:t xml:space="preserve">)), as well as possible interactions of age with sex, </w:t>
       </w:r>
@@ -1132,7 +1225,16 @@
           <w:sz w:val="20"/>
           <w:szCs w:val="20"/>
         </w:rPr>
-        <w:t>case_match</w:t>
+        <w:t>case_</w:t>
+      </w:r>
+      <w:proofErr w:type="gramStart"/>
+      <w:r>
+        <w:rPr>
+          <w:rFonts w:ascii="Courier New" w:hAnsi="Courier New" w:cs="Courier New"/>
+          <w:sz w:val="20"/>
+          <w:szCs w:val="20"/>
+        </w:rPr>
+        <w:t>match</w:t>
       </w:r>
       <w:proofErr w:type="spellEnd"/>
       <w:r>
@@ -1144,6 +1246,7 @@
         <w:t>(</w:t>
       </w:r>
       <w:proofErr w:type="spellStart"/>
+      <w:proofErr w:type="gramEnd"/>
       <w:r>
         <w:rPr>
           <w:rFonts w:ascii="Courier New" w:hAnsi="Courier New" w:cs="Courier New"/>
@@ -1350,16 +1453,34 @@
           <w:sz w:val="20"/>
           <w:szCs w:val="20"/>
         </w:rPr>
-        <w:t>case_match</w:t>
-      </w:r>
-      <w:proofErr w:type="spellEnd"/>
-      <w:r>
-        <w:rPr>
-          <w:rFonts w:ascii="Courier New" w:hAnsi="Courier New" w:cs="Courier New"/>
-          <w:sz w:val="20"/>
-          <w:szCs w:val="20"/>
-        </w:rPr>
-        <w:t>(parch,</w:t>
+        <w:t>case_</w:t>
+      </w:r>
+      <w:proofErr w:type="gramStart"/>
+      <w:r>
+        <w:rPr>
+          <w:rFonts w:ascii="Courier New" w:hAnsi="Courier New" w:cs="Courier New"/>
+          <w:sz w:val="20"/>
+          <w:szCs w:val="20"/>
+        </w:rPr>
+        <w:t>match</w:t>
+      </w:r>
+      <w:proofErr w:type="spellEnd"/>
+      <w:r>
+        <w:rPr>
+          <w:rFonts w:ascii="Courier New" w:hAnsi="Courier New" w:cs="Courier New"/>
+          <w:sz w:val="20"/>
+          <w:szCs w:val="20"/>
+        </w:rPr>
+        <w:t>(</w:t>
+      </w:r>
+      <w:proofErr w:type="gramEnd"/>
+      <w:r>
+        <w:rPr>
+          <w:rFonts w:ascii="Courier New" w:hAnsi="Courier New" w:cs="Courier New"/>
+          <w:sz w:val="20"/>
+          <w:szCs w:val="20"/>
+        </w:rPr>
+        <w:t>parch,</w:t>
       </w:r>
     </w:p>
     <w:p>
@@ -1513,8 +1634,18 @@
           <w:sz w:val="20"/>
           <w:szCs w:val="20"/>
         </w:rPr>
-        <w:t xml:space="preserve"># </w:t>
-      </w:r>
+        <w:t># before</w:t>
+      </w:r>
+    </w:p>
+    <w:p>
+      <w:pPr>
+        <w:pStyle w:val="ListParagraph"/>
+        <w:rPr>
+          <w:rFonts w:ascii="Courier New" w:hAnsi="Courier New" w:cs="Courier New"/>
+          <w:sz w:val="20"/>
+          <w:szCs w:val="20"/>
+        </w:rPr>
+      </w:pPr>
       <w:proofErr w:type="gramStart"/>
       <w:r>
         <w:rPr>
@@ -1522,30 +1653,10 @@
           <w:sz w:val="20"/>
           <w:szCs w:val="20"/>
         </w:rPr>
-        <w:t>before</w:t>
-      </w:r>
+        <w:t>table(</w:t>
+      </w:r>
+      <w:proofErr w:type="spellStart"/>
       <w:proofErr w:type="gramEnd"/>
-    </w:p>
-    <w:p>
-      <w:pPr>
-        <w:pStyle w:val="ListParagraph"/>
-        <w:rPr>
-          <w:rFonts w:ascii="Courier New" w:hAnsi="Courier New" w:cs="Courier New"/>
-          <w:sz w:val="20"/>
-          <w:szCs w:val="20"/>
-        </w:rPr>
-      </w:pPr>
-      <w:proofErr w:type="gramStart"/>
-      <w:r>
-        <w:rPr>
-          <w:rFonts w:ascii="Courier New" w:hAnsi="Courier New" w:cs="Courier New"/>
-          <w:sz w:val="20"/>
-          <w:szCs w:val="20"/>
-        </w:rPr>
-        <w:t>table(</w:t>
-      </w:r>
-      <w:proofErr w:type="spellStart"/>
-      <w:proofErr w:type="gramEnd"/>
       <w:r>
         <w:rPr>
           <w:rFonts w:ascii="Courier New" w:hAnsi="Courier New" w:cs="Courier New"/>
@@ -1597,18 +1708,8 @@
           <w:sz w:val="20"/>
           <w:szCs w:val="20"/>
         </w:rPr>
-        <w:t xml:space="preserve"># </w:t>
-      </w:r>
-      <w:proofErr w:type="gramStart"/>
-      <w:r>
-        <w:rPr>
-          <w:rFonts w:ascii="Courier New" w:hAnsi="Courier New" w:cs="Courier New"/>
-          <w:sz w:val="20"/>
-          <w:szCs w:val="20"/>
-        </w:rPr>
-        <w:t>after</w:t>
-      </w:r>
-      <w:proofErr w:type="gramEnd"/>
+        <w:t># after</w:t>
+      </w:r>
     </w:p>
     <w:p>
       <w:pPr>
@@ -1721,7 +1822,7 @@
 </file>
 
 <file path=word/numbering.xml><?xml version="1.0" encoding="utf-8"?>
-<w:numbering xmlns:wpc="http://schemas.microsoft.com/office/word/2010/wordprocessingCanvas" xmlns:cx="http://schemas.microsoft.com/office/drawing/2014/chartex" xmlns:cx1="http://schemas.microsoft.com/office/drawing/2015/9/8/chartex" xmlns:cx2="http://schemas.microsoft.com/office/drawing/2015/10/21/chartex" xmlns:cx3="http://schemas.microsoft.com/office/drawing/2016/5/9/chartex" xmlns:cx4="http://schemas.microsoft.com/office/drawing/2016/5/10/chartex" xmlns:cx5="http://schemas.microsoft.com/office/drawing/2016/5/11/chartex" xmlns:cx6="http://schemas.microsoft.com/office/drawing/2016/5/12/chartex" xmlns:cx7="http://schemas.microsoft.com/office/drawing/2016/5/13/chartex" xmlns:cx8="http://schemas.microsoft.com/office/drawing/2016/5/14/chartex" xmlns:mc="http://schemas.openxmlformats.org/markup-compatibility/2006" xmlns:aink="http://schemas.microsoft.com/office/drawing/2016/ink" xmlns:am3d="http://schemas.microsoft.com/office/drawing/2017/model3d" xmlns:o="urn:schemas-microsoft-com:office:office" xmlns:oel="http://schemas.microsoft.com/office/2019/extlst" xmlns:r="http://schemas.openxmlformats.org/officeDocument/2006/relationships" xmlns:m="http://schemas.openxmlformats.org/officeDocument/2006/math" xmlns:v="urn:schemas-microsoft-com:vml" xmlns:wp14="http://schemas.microsoft.com/office/word/2010/wordprocessingDrawing" xmlns:wp="http://schemas.openxmlformats.org/drawingml/2006/wordprocessingDrawing" xmlns:w10="urn:schemas-microsoft-com:office:word" xmlns:w="http://schemas.openxmlformats.org/wordprocessingml/2006/main" xmlns:w14="http://schemas.microsoft.com/office/word/2010/wordml" xmlns:w15="http://schemas.microsoft.com/office/word/2012/wordml" xmlns:w16cex="http://schemas.microsoft.com/office/word/2018/wordml/cex" xmlns:w16cid="http://schemas.microsoft.com/office/word/2016/wordml/cid" xmlns:w16="http://schemas.microsoft.com/office/word/2018/wordml" xmlns:w16sdtdh="http://schemas.microsoft.com/office/word/2020/wordml/sdtdatahash" xmlns:w16se="http://schemas.microsoft.com/office/word/2015/wordml/symex" xmlns:wpg="http://schemas.microsoft.com/office/word/2010/wordprocessingGroup" xmlns:wpi="http://schemas.microsoft.com/office/word/2010/wordprocessingInk" xmlns:wne="http://schemas.microsoft.com/office/word/2006/wordml" xmlns:wps="http://schemas.microsoft.com/office/word/2010/wordprocessingShape" mc:Ignorable="w14 w15 w16se w16cid w16 w16cex w16sdtdh wp14">
+<w:numbering xmlns:wpc="http://schemas.microsoft.com/office/word/2010/wordprocessingCanvas" xmlns:cx="http://schemas.microsoft.com/office/drawing/2014/chartex" xmlns:cx1="http://schemas.microsoft.com/office/drawing/2015/9/8/chartex" xmlns:cx2="http://schemas.microsoft.com/office/drawing/2015/10/21/chartex" xmlns:cx3="http://schemas.microsoft.com/office/drawing/2016/5/9/chartex" xmlns:cx4="http://schemas.microsoft.com/office/drawing/2016/5/10/chartex" xmlns:cx5="http://schemas.microsoft.com/office/drawing/2016/5/11/chartex" xmlns:cx6="http://schemas.microsoft.com/office/drawing/2016/5/12/chartex" xmlns:cx7="http://schemas.microsoft.com/office/drawing/2016/5/13/chartex" xmlns:cx8="http://schemas.microsoft.com/office/drawing/2016/5/14/chartex" xmlns:mc="http://schemas.openxmlformats.org/markup-compatibility/2006" xmlns:aink="http://schemas.microsoft.com/office/drawing/2016/ink" xmlns:am3d="http://schemas.microsoft.com/office/drawing/2017/model3d" xmlns:o="urn:schemas-microsoft-com:office:office" xmlns:oel="http://schemas.microsoft.com/office/2019/extlst" xmlns:r="http://schemas.openxmlformats.org/officeDocument/2006/relationships" xmlns:m="http://schemas.openxmlformats.org/officeDocument/2006/math" xmlns:v="urn:schemas-microsoft-com:vml" xmlns:wp14="http://schemas.microsoft.com/office/word/2010/wordprocessingDrawing" xmlns:wp="http://schemas.openxmlformats.org/drawingml/2006/wordprocessingDrawing" xmlns:w10="urn:schemas-microsoft-com:office:word" xmlns:w="http://schemas.openxmlformats.org/wordprocessingml/2006/main" xmlns:w14="http://schemas.microsoft.com/office/word/2010/wordml" xmlns:w15="http://schemas.microsoft.com/office/word/2012/wordml" xmlns:w16cex="http://schemas.microsoft.com/office/word/2018/wordml/cex" xmlns:w16cid="http://schemas.microsoft.com/office/word/2016/wordml/cid" xmlns:w16="http://schemas.microsoft.com/office/word/2018/wordml" xmlns:w16du="http://schemas.microsoft.com/office/word/2023/wordml/word16du" xmlns:w16sdtdh="http://schemas.microsoft.com/office/word/2020/wordml/sdtdatahash" xmlns:w16sdtfl="http://schemas.microsoft.com/office/word/2024/wordml/sdtformatlock" xmlns:w16se="http://schemas.microsoft.com/office/word/2015/wordml/symex" xmlns:wpg="http://schemas.microsoft.com/office/word/2010/wordprocessingGroup" xmlns:wpi="http://schemas.microsoft.com/office/word/2010/wordprocessingInk" xmlns:wne="http://schemas.microsoft.com/office/word/2006/wordml" xmlns:wps="http://schemas.microsoft.com/office/word/2010/wordprocessingShape" mc:Ignorable="w14 w15 w16se w16cid w16 w16cex w16sdtdh w16sdtfl w16du wp14">
   <w:abstractNum w:abstractNumId="0" w15:restartNumberingAfterBreak="0">
     <w:nsid w:val="01C45EA8"/>
     <w:multiLevelType w:val="hybridMultilevel"/>
@@ -2409,7 +2510,7 @@
 </file>
 
 <file path=word/styles.xml><?xml version="1.0" encoding="utf-8"?>
-<w:styles xmlns:mc="http://schemas.openxmlformats.org/markup-compatibility/2006" xmlns:r="http://schemas.openxmlformats.org/officeDocument/2006/relationships" xmlns:w="http://schemas.openxmlformats.org/wordprocessingml/2006/main" xmlns:w14="http://schemas.microsoft.com/office/word/2010/wordml" xmlns:w15="http://schemas.microsoft.com/office/word/2012/wordml" xmlns:w16cex="http://schemas.microsoft.com/office/word/2018/wordml/cex" xmlns:w16cid="http://schemas.microsoft.com/office/word/2016/wordml/cid" xmlns:w16="http://schemas.microsoft.com/office/word/2018/wordml" xmlns:w16sdtdh="http://schemas.microsoft.com/office/word/2020/wordml/sdtdatahash" xmlns:w16se="http://schemas.microsoft.com/office/word/2015/wordml/symex" mc:Ignorable="w14 w15 w16se w16cid w16 w16cex w16sdtdh">
+<w:styles xmlns:mc="http://schemas.openxmlformats.org/markup-compatibility/2006" xmlns:r="http://schemas.openxmlformats.org/officeDocument/2006/relationships" xmlns:w="http://schemas.openxmlformats.org/wordprocessingml/2006/main" xmlns:w14="http://schemas.microsoft.com/office/word/2010/wordml" xmlns:w15="http://schemas.microsoft.com/office/word/2012/wordml" xmlns:w16cex="http://schemas.microsoft.com/office/word/2018/wordml/cex" xmlns:w16cid="http://schemas.microsoft.com/office/word/2016/wordml/cid" xmlns:w16="http://schemas.microsoft.com/office/word/2018/wordml" xmlns:w16du="http://schemas.microsoft.com/office/word/2023/wordml/word16du" xmlns:w16sdtdh="http://schemas.microsoft.com/office/word/2020/wordml/sdtdatahash" xmlns:w16sdtfl="http://schemas.microsoft.com/office/word/2024/wordml/sdtformatlock" xmlns:w16se="http://schemas.microsoft.com/office/word/2015/wordml/symex" mc:Ignorable="w14 w15 w16se w16cid w16 w16cex w16sdtdh w16sdtfl w16du">
   <w:docDefaults>
     <w:rPrDefault>
       <w:rPr>
